--- a/companies/northgate-staffing/People/2017.08.01 - Onboarding - David Weiss.docx
+++ b/companies/northgate-staffing/People/2017.08.01 - Onboarding - David Weiss.docx
@@ -7,27 +7,56 @@
         <w:pStyle w:val="Heading1"/>
       </w:pPr>
       <w:r>
-        <w:t>Onboarding Record: David Weiss, Research Associate</w:t>
+        <w:t>Welcome to the Firm: David Weiss</w:t>
       </w:r>
     </w:p>
     <w:p>
       <w:r>
-        <w:t>David Weiss starts this week on the research bench as a Research Associate, working to the consultant on each assignment. He was the fastest of anyone we saw on the research exercise, and he came back wanting to talk it through rather than waiting to be told whether he had it right. That is the part I liked and it is why we made the offer.</w:t>
+        <w:t>Welcome to Northgate Talent Partners, David Weiss. We are pleased you said yes. And yes, you are the second Weiss on our roster, which we will sort out with good humor and the occasional misdelivered message. You are in good company, and we will make sure your mail finds you.</w:t>
       </w:r>
     </w:p>
     <w:p>
       <w:r>
-        <w:t>Two things about being fast. The first is that speed on the bench is genuinely valuable here, because a market map that lands early gives the consultant a week they would not otherwise have had. The second is that fast is not the same as finished, and for a while his work goes out under a consultant's name and not his own. Nothing he writes reaches a client until someone senior has read it. That is not a comment on him; it is how every associate here has started.</w:t>
+        <w:t>You join us as a Research Associate on the Search team, and your ground is the part of a search that turns a market map into real prospects. The sourcing calls. The name-clearing. The first careful conversation that tells us whether a promising seat holds a promising person. You are easy on the phone, which matters more than people tend to think, and careful in writing, which matters just as much. You will report to Sandra Fuentes, Principal, who runs the research effort and will set your searches with you.</w:t>
       </w:r>
     </w:p>
     <w:p>
       <w:r>
-        <w:t>A practical matter that will save everyone time. David Weiss is the second Weiss on this roster, and in writing, both of them get a first name and a surname, every single time. This is not fussiness about form. A note that says only "Weiss" reaches the wrong desk, or worse, reaches both and gets handled by neither, and in a business that runs on messages left for people who are on the telephone, that is not a small tax. Sign in full and expect the same back from everyone here, including me.</w:t>
+        <w:t>A word on how the firm carries itself, so it is yours from the first day. We are a retained house, and discretion is not a policy here so much as a reflex. A candidate's name is the most fragile thing we hold, and we guard it until a person is truly ready to be seen. You already have that instinct. Here it becomes the way everyone works, and it is a large part of why clients keep coming back to us.</w:t>
       </w:r>
     </w:p>
     <w:p>
       <w:r>
-        <w:t>The discretion line is the thing to learn first, and it sits further out than it looks from outside the firm. Candidates are described by the seat they hold and not by name in anything that circulates. That applies to a note to a client, to a conversation in the office with the door open, and to a friendly question over dinner from someone who is only making conversation. The instinct to be helpful is the thing that breaks the rule, which is why the rule has to be a habit rather than a judgment call: when he is unsure whether something can be said, it cannot, and he can ask afterward rather than decide in the moment. Notes from a call go into the assignment file the same day, and short is fine. Desk, telephone, and files are ready before he arrives. First-week reviews and the thirty-day conversation are with Kelly Chavez.</w:t>
+        <w:t>For the first weeks, a short list to keep you oriented:</w:t>
+      </w:r>
+    </w:p>
+    <w:p>
+      <w:pPr>
+        <w:pStyle w:val="ListBullet"/>
+      </w:pPr>
+      <w:r>
+        <w:t>Sandra will start you on a live mandate quickly, because our method is easier to learn by doing than by reading.</w:t>
+      </w:r>
+    </w:p>
+    <w:p>
+      <w:pPr>
+        <w:pStyle w:val="ListBullet"/>
+      </w:pPr>
+      <w:r>
+        <w:t>Hold the firm's discretion as your own. We describe a candidate by their current seat until they are truly in play, and never before.</w:t>
+      </w:r>
+    </w:p>
+    <w:p>
+      <w:pPr>
+        <w:pStyle w:val="ListBullet"/>
+      </w:pPr>
+      <w:r>
+        <w:t>When something is delicate, favor a call over an email. You already have the instinct for it; here it is simply the house rule.</w:t>
+      </w:r>
+    </w:p>
+    <w:p>
+      <w:r>
+        <w:t>Your first step is to sit down with Sandra Fuentes this week and take up your opening search. Anything that does not have an obvious home, bring to any of us. Kelly Chavez is glad you are here, David. Welcome to the firm.</w:t>
       </w:r>
     </w:p>
     <w:sectPr>

--- a/companies/northgate-staffing/People/2017.08.01 - Onboarding - David Weiss.docx
+++ b/companies/northgate-staffing/People/2017.08.01 - Onboarding - David Weiss.docx
@@ -7,27 +7,27 @@
         <w:pStyle w:val="Heading1"/>
       </w:pPr>
       <w:r>
-        <w:t>Welcome to the Firm: David Weiss</w:t>
+        <w:t>New joiner: David Weiss</w:t>
       </w:r>
     </w:p>
     <w:p>
       <w:r>
-        <w:t>Welcome to Northgate Talent Partners, David Weiss. We are pleased you said yes. And yes, you are the second Weiss on our roster, which we will sort out with good humor and the occasional misdelivered message. You are in good company, and we will make sure your mail finds you.</w:t>
+        <w:t>David Weiss started with us last week as a Research Associate, and we are glad to have him. He came up through the research side of this business, and in his interviews he asked sharper questions about how we run a slate than we managed to ask him about anything. Two of us saw him separately and came back with the same note, which does not happen as often as you would think.</w:t>
       </w:r>
     </w:p>
     <w:p>
       <w:r>
-        <w:t>You join us as a Research Associate on the Search team, and your ground is the part of a search that turns a market map into real prospects. The sourcing calls. The name-clearing. The first careful conversation that tells us whether a promising seat holds a promising person. You are easy on the phone, which matters more than people tend to think, and careful in writing, which matters just as much. You will report to Sandra Fuentes, Principal, who runs the research effort and will set your searches with you.</w:t>
+        <w:t>David's work is the market map. Before there is a slate, before there is even a long list worth the name, somebody has to establish who holds the job today, at which companies, in which markets, and which of those people would take the call. That is his. He works a list in order and writes it up the same way, the conclusion first and the supporting detail underneath in the order he gathered it, which the consultants will come to rely on faster than he expects. He reports to Sandra Fuentes, Principal.</w:t>
       </w:r>
     </w:p>
     <w:p>
       <w:r>
-        <w:t>A word on how the firm carries itself, so it is yours from the first day. We are a retained house, and discretion is not a policy here so much as a reflex. A candidate's name is the most fragile thing we hold, and we guard it until a person is truly ready to be seen. You already have that instinct. Here it becomes the way everyone works, and it is a large part of why clients keep coming back to us.</w:t>
+        <w:t>A word on why the seat matters, since from the outside it can look like clerical work. A client hires us because we know a market they only ever see from inside their own company. That knowledge sits nowhere except in the maps we build and keep current, and a map assembled carelessly is worse than no map at all, because it gets believed. David is the person who keeps ours honest. None of it is glamorous: it is telephones, trade press, annual reports, and the patience to work a list that grows longer before it gets shorter. The consultants who have been here a while will tell him the same thing, which is that the search that goes smoothly is almost always the one where this part was done properly.</w:t>
       </w:r>
     </w:p>
     <w:p>
       <w:r>
-        <w:t>For the first weeks, a short list to keep you oriented:</w:t>
+        <w:t>Practicalities for the first month:</w:t>
       </w:r>
     </w:p>
     <w:p>
@@ -35,7 +35,7 @@
         <w:pStyle w:val="ListBullet"/>
       </w:pPr>
       <w:r>
-        <w:t>Sandra will start you on a live mandate quickly, because our method is easier to learn by doing than by reading.</w:t>
+        <w:t>1. Kelly Chavez will take an hour with him in his first two weeks, on how this firm describes a candidate to a client and how it does not.</w:t>
       </w:r>
     </w:p>
     <w:p>
@@ -43,7 +43,7 @@
         <w:pStyle w:val="ListBullet"/>
       </w:pPr>
       <w:r>
-        <w:t>Hold the firm's discretion as your own. We describe a candidate by their current seat until they are truly in play, and never before.</w:t>
+        <w:t>2. There are now two of the same surname here. David signs his research in full, and anything intended for James Weiss in Operations should be addressed the same way, so nothing lands on the wrong desk.</w:t>
       </w:r>
     </w:p>
     <w:p>
@@ -51,12 +51,20 @@
         <w:pStyle w:val="ListBullet"/>
       </w:pPr>
       <w:r>
-        <w:t>When something is delicate, favor a call over an email. You already have the instinct for it; here it is simply the house rule.</w:t>
+        <w:t>3. In anything that circulates, a prospect is what they do and where, not who they are. A name goes in front of a client only when someone can say precisely why it belongs there.</w:t>
+      </w:r>
+    </w:p>
+    <w:p>
+      <w:pPr>
+        <w:pStyle w:val="ListBullet"/>
+      </w:pPr>
+      <w:r>
+        <w:t>4. Call notes go into the search file the day of the call, not the week of it.</w:t>
       </w:r>
     </w:p>
     <w:p>
       <w:r>
-        <w:t>Your first step is to sit down with Sandra Fuentes this week and take up your opening search. Anything that does not have an obvious home, bring to any of us. Kelly Chavez is glad you are here, David. Welcome to the firm.</w:t>
+        <w:t>His first assignment is the market map on the search Sandra Fuentes is carrying now, and she will give him the specification and the target-company list this week. He should expect the first draft back with questions on it. That is the process working rather than a verdict on the work. Welcome, David.</w:t>
       </w:r>
     </w:p>
     <w:sectPr>
